--- a/EMS_Test_Plan.docx
+++ b/EMS_Test_Plan.docx
@@ -12,28 +12,6 @@
     </w:p>
     <w:p>
       <w:pPr>
-        <w:pBdr>
-          <w:bottom w:val="single" w:sz="12" w:space="4" w:color="1F4E79"/>
-        </w:pBdr>
-        <w:spacing w:after="120"/>
-        <w:jc w:val="center"/>
-        <w:rPr>
-          <w:color w:val="000000" w:themeColor="text1"/>
-        </w:rPr>
-      </w:pPr>
-      <w:r>
-        <w:rPr>
-          <w:b/>
-          <w:bCs/>
-          <w:color w:val="000000" w:themeColor="text1"/>
-          <w:sz w:val="56"/>
-          <w:szCs w:val="56"/>
-        </w:rPr>
-        <w:t>TEST PLAN</w:t>
-      </w:r>
-    </w:p>
-    <w:p>
-      <w:pPr>
         <w:spacing w:before="80"/>
         <w:rPr>
           <w:color w:val="000000" w:themeColor="text1"/>
@@ -166,8 +144,6 @@
         </w:rPr>
         <w:t xml:space="preserve"> Basnet, QA Engineer</w:t>
       </w:r>
-      <w:bookmarkStart w:id="0" w:name="_GoBack"/>
-      <w:bookmarkEnd w:id="0"/>
     </w:p>
     <w:p>
       <w:pPr>
@@ -244,12 +220,9 @@
         <w:gridCol w:w="1800"/>
       </w:tblGrid>
       <w:tr>
-        <w:tblPrEx>
-          <w:tblCellMar>
-            <w:top w:w="0" w:type="dxa"/>
-            <w:bottom w:w="0" w:type="dxa"/>
-          </w:tblCellMar>
-        </w:tblPrEx>
+        <w:trPr>
+          <w:trHeight w:val="349"/>
+        </w:trPr>
         <w:tc>
           <w:tcPr>
             <w:tcW w:w="1800" w:type="dxa"/>
@@ -398,14 +371,10 @@
             </w:r>
           </w:p>
         </w:tc>
+        <w:bookmarkStart w:id="0" w:name="_GoBack"/>
+        <w:bookmarkEnd w:id="0"/>
       </w:tr>
       <w:tr>
-        <w:tblPrEx>
-          <w:tblCellMar>
-            <w:top w:w="0" w:type="dxa"/>
-            <w:bottom w:w="0" w:type="dxa"/>
-          </w:tblCellMar>
-        </w:tblPrEx>
         <w:tc>
           <w:tcPr>
             <w:tcW w:w="1800" w:type="dxa"/>
@@ -637,12 +606,6 @@
         <w:gridCol w:w="2160"/>
       </w:tblGrid>
       <w:tr>
-        <w:tblPrEx>
-          <w:tblCellMar>
-            <w:top w:w="0" w:type="dxa"/>
-            <w:bottom w:w="0" w:type="dxa"/>
-          </w:tblCellMar>
-        </w:tblPrEx>
         <w:tc>
           <w:tcPr>
             <w:tcW w:w="720" w:type="dxa"/>
@@ -756,12 +719,6 @@
         </w:tc>
       </w:tr>
       <w:tr>
-        <w:tblPrEx>
-          <w:tblCellMar>
-            <w:top w:w="0" w:type="dxa"/>
-            <w:bottom w:w="0" w:type="dxa"/>
-          </w:tblCellMar>
-        </w:tblPrEx>
         <w:tc>
           <w:tcPr>
             <w:tcW w:w="720" w:type="dxa"/>
@@ -843,25 +800,7 @@
                 <w:sz w:val="18"/>
                 <w:szCs w:val="18"/>
               </w:rPr>
-              <w:t xml:space="preserve"> </w:t>
-            </w:r>
-            <w:proofErr w:type="spellStart"/>
-            <w:r>
-              <w:rPr>
-                <w:color w:val="000000" w:themeColor="text1"/>
-                <w:sz w:val="18"/>
-                <w:szCs w:val="18"/>
-              </w:rPr>
-              <w:t>Figma</w:t>
-            </w:r>
-            <w:proofErr w:type="spellEnd"/>
-            <w:r>
-              <w:rPr>
-                <w:color w:val="000000" w:themeColor="text1"/>
-                <w:sz w:val="18"/>
-                <w:szCs w:val="18"/>
-              </w:rPr>
-              <w:t xml:space="preserve"> Design Screens</w:t>
+              <w:t xml:space="preserve"> Figma Design Screens</w:t>
             </w:r>
           </w:p>
         </w:tc>
@@ -901,12 +840,6 @@
         </w:tc>
       </w:tr>
       <w:tr>
-        <w:tblPrEx>
-          <w:tblCellMar>
-            <w:top w:w="0" w:type="dxa"/>
-            <w:bottom w:w="0" w:type="dxa"/>
-          </w:tblCellMar>
-        </w:tblPrEx>
         <w:tc>
           <w:tcPr>
             <w:tcW w:w="720" w:type="dxa"/>
@@ -1060,13 +993,7 @@
         <w:rPr>
           <w:color w:val="000000" w:themeColor="text1"/>
         </w:rPr>
-        <w:t xml:space="preserve">The Test Plan is designed to prescribe the scope, approach, resources, and schedule of all testing activities for the Employee Management System (EMS) at Leapfrog Technology. The plan identifies the items to be tested, the features to be tested, the types </w:t>
-      </w:r>
-      <w:r>
-        <w:rPr>
-          <w:color w:val="000000" w:themeColor="text1"/>
-        </w:rPr>
-        <w:t>of testing to be performed, the personnel responsible for testing, and the resources and schedule required to complete testing.</w:t>
+        <w:t>The Test Plan is designed to prescribe the scope, approach, resources, and schedule of all testing activities for the Employee Management System (EMS) at Leapfrog Technology. The plan identifies the items to be tested, the features to be tested, the types of testing to be performed, the personnel responsible for testing, and the resources and schedule required to complete testing.</w:t>
       </w:r>
     </w:p>
     <w:p>
@@ -1088,21 +1015,7 @@
         <w:rPr>
           <w:color w:val="000000" w:themeColor="text1"/>
         </w:rPr>
-        <w:t xml:space="preserve">The EMS covers two primary feature flows identified from the provided </w:t>
-      </w:r>
-      <w:proofErr w:type="spellStart"/>
-      <w:r>
-        <w:rPr>
-          <w:color w:val="000000" w:themeColor="text1"/>
-        </w:rPr>
-        <w:t>Figma</w:t>
-      </w:r>
-      <w:proofErr w:type="spellEnd"/>
-      <w:r>
-        <w:rPr>
-          <w:color w:val="000000" w:themeColor="text1"/>
-        </w:rPr>
-        <w:t xml:space="preserve"> design screens:</w:t>
+        <w:t>The EMS covers two primary feature flows identified from the provided Figma design screens:</w:t>
       </w:r>
     </w:p>
     <w:p>
@@ -1141,13 +1054,7 @@
         <w:rPr>
           <w:color w:val="000000" w:themeColor="text1"/>
         </w:rPr>
-        <w:t xml:space="preserve"> Creating New Employee (mul</w:t>
-      </w:r>
-      <w:r>
-        <w:rPr>
-          <w:color w:val="000000" w:themeColor="text1"/>
-        </w:rPr>
-        <w:t>ti-step wizard)</w:t>
+        <w:t xml:space="preserve"> Creating New Employee (multi-step wizard)</w:t>
       </w:r>
     </w:p>
     <w:p>
@@ -1157,7 +1064,7 @@
           <w:ilvl w:val="0"/>
           <w:numId w:val="2"/>
         </w:numPr>
-        <w:spacing w:before="30" w:after="30"/>
+        <w:spacing w:before="60" w:after="30"/>
         <w:rPr>
           <w:color w:val="000000" w:themeColor="text1"/>
         </w:rPr>
@@ -1188,14 +1095,6 @@
         </w:rPr>
         <w:t xml:space="preserve"> Work From Home (WFH) module and Leave Questions management</w:t>
       </w:r>
-    </w:p>
-    <w:p>
-      <w:pPr>
-        <w:spacing w:before="60"/>
-        <w:rPr>
-          <w:color w:val="000000" w:themeColor="text1"/>
-        </w:rPr>
-      </w:pPr>
     </w:p>
     <w:p>
       <w:pPr>
@@ -1270,12 +1169,6 @@
         <w:gridCol w:w="5760"/>
       </w:tblGrid>
       <w:tr>
-        <w:tblPrEx>
-          <w:tblCellMar>
-            <w:top w:w="0" w:type="dxa"/>
-            <w:bottom w:w="0" w:type="dxa"/>
-          </w:tblCellMar>
-        </w:tblPrEx>
         <w:tc>
           <w:tcPr>
             <w:tcW w:w="3600" w:type="dxa"/>
@@ -1309,7 +1202,6 @@
                 <w:sz w:val="18"/>
                 <w:szCs w:val="18"/>
               </w:rPr>
-              <w:lastRenderedPageBreak/>
               <w:t>Feature</w:t>
             </w:r>
           </w:p>
@@ -1353,12 +1245,6 @@
         </w:tc>
       </w:tr>
       <w:tr>
-        <w:tblPrEx>
-          <w:tblCellMar>
-            <w:top w:w="0" w:type="dxa"/>
-            <w:bottom w:w="0" w:type="dxa"/>
-          </w:tblCellMar>
-        </w:tblPrEx>
         <w:tc>
           <w:tcPr>
             <w:tcW w:w="3600" w:type="dxa"/>
@@ -1430,12 +1316,6 @@
         </w:tc>
       </w:tr>
       <w:tr>
-        <w:tblPrEx>
-          <w:tblCellMar>
-            <w:top w:w="0" w:type="dxa"/>
-            <w:bottom w:w="0" w:type="dxa"/>
-          </w:tblCellMar>
-        </w:tblPrEx>
         <w:tc>
           <w:tcPr>
             <w:tcW w:w="3600" w:type="dxa"/>
@@ -1467,6 +1347,7 @@
                 <w:sz w:val="18"/>
                 <w:szCs w:val="18"/>
               </w:rPr>
+              <w:lastRenderedPageBreak/>
               <w:t>Apply Work From Home</w:t>
             </w:r>
           </w:p>
@@ -1507,12 +1388,6 @@
         </w:tc>
       </w:tr>
       <w:tr>
-        <w:tblPrEx>
-          <w:tblCellMar>
-            <w:top w:w="0" w:type="dxa"/>
-            <w:bottom w:w="0" w:type="dxa"/>
-          </w:tblCellMar>
-        </w:tblPrEx>
         <w:tc>
           <w:tcPr>
             <w:tcW w:w="3600" w:type="dxa"/>
@@ -1584,12 +1459,6 @@
         </w:tc>
       </w:tr>
       <w:tr>
-        <w:tblPrEx>
-          <w:tblCellMar>
-            <w:top w:w="0" w:type="dxa"/>
-            <w:bottom w:w="0" w:type="dxa"/>
-          </w:tblCellMar>
-        </w:tblPrEx>
         <w:tc>
           <w:tcPr>
             <w:tcW w:w="3600" w:type="dxa"/>
@@ -1661,12 +1530,6 @@
         </w:tc>
       </w:tr>
       <w:tr>
-        <w:tblPrEx>
-          <w:tblCellMar>
-            <w:top w:w="0" w:type="dxa"/>
-            <w:bottom w:w="0" w:type="dxa"/>
-          </w:tblCellMar>
-        </w:tblPrEx>
         <w:tc>
           <w:tcPr>
             <w:tcW w:w="3600" w:type="dxa"/>
@@ -1786,21 +1649,7 @@
         <w:rPr>
           <w:color w:val="000000" w:themeColor="text1"/>
         </w:rPr>
-        <w:t xml:space="preserve">Testing will be conducted as manual functional testing against the implemented application, using the </w:t>
-      </w:r>
-      <w:proofErr w:type="spellStart"/>
-      <w:r>
-        <w:rPr>
-          <w:color w:val="000000" w:themeColor="text1"/>
-        </w:rPr>
-        <w:t>Figma</w:t>
-      </w:r>
-      <w:proofErr w:type="spellEnd"/>
-      <w:r>
-        <w:rPr>
-          <w:color w:val="000000" w:themeColor="text1"/>
-        </w:rPr>
-        <w:t xml:space="preserve"> designs as the source of truth. The following techniques will be applied:</w:t>
+        <w:t>Testing will be conducted as manual functional testing against the implemented application, using the Figma designs as the source of truth. The following techniques will be applied:</w:t>
       </w:r>
     </w:p>
     <w:p>
@@ -1902,13 +1751,7 @@
         <w:rPr>
           <w:color w:val="000000" w:themeColor="text1"/>
         </w:rPr>
-        <w:t>Test</w:t>
-      </w:r>
-      <w:r>
-        <w:rPr>
-          <w:color w:val="000000" w:themeColor="text1"/>
-        </w:rPr>
-        <w:t xml:space="preserve"> cases will be developed for each requirement on a sprint basis</w:t>
+        <w:t>Test cases will be developed for each requirement on a sprint basis</w:t>
       </w:r>
     </w:p>
     <w:p>
@@ -1984,13 +1827,7 @@
         <w:rPr>
           <w:color w:val="000000" w:themeColor="text1"/>
         </w:rPr>
-        <w:t>Bugs will be logged in JIRA when actual outcome does not match expe</w:t>
-      </w:r>
-      <w:r>
-        <w:rPr>
-          <w:color w:val="000000" w:themeColor="text1"/>
-        </w:rPr>
-        <w:t>cted outcome</w:t>
+        <w:t>Bugs will be logged in JIRA when actual outcome does not match expected outcome</w:t>
       </w:r>
     </w:p>
     <w:p>
@@ -2054,21 +1891,7 @@
         <w:rPr>
           <w:color w:val="000000" w:themeColor="text1"/>
         </w:rPr>
-        <w:t xml:space="preserve">Labels, placeholders, icons, and layout will be verified against </w:t>
-      </w:r>
-      <w:proofErr w:type="spellStart"/>
-      <w:r>
-        <w:rPr>
-          <w:color w:val="000000" w:themeColor="text1"/>
-        </w:rPr>
-        <w:t>Figma</w:t>
-      </w:r>
-      <w:proofErr w:type="spellEnd"/>
-      <w:r>
-        <w:rPr>
-          <w:color w:val="000000" w:themeColor="text1"/>
-        </w:rPr>
-        <w:t xml:space="preserve"> design specifications</w:t>
+        <w:t>Labels, placeholders, icons, and layout will be verified against Figma design specifications</w:t>
       </w:r>
     </w:p>
     <w:p>
@@ -2087,13 +1910,7 @@
         <w:rPr>
           <w:color w:val="000000" w:themeColor="text1"/>
         </w:rPr>
-        <w:t>Font consistency and compon</w:t>
-      </w:r>
-      <w:r>
-        <w:rPr>
-          <w:color w:val="000000" w:themeColor="text1"/>
-        </w:rPr>
-        <w:t>ent alignment will be checked across all screens</w:t>
+        <w:t>Font consistency and component alignment will be checked across all screens</w:t>
       </w:r>
     </w:p>
     <w:p>
@@ -2292,13 +2109,7 @@
         <w:rPr>
           <w:color w:val="000000" w:themeColor="text1"/>
         </w:rPr>
-        <w:t>Load</w:t>
-      </w:r>
-      <w:r>
-        <w:rPr>
-          <w:color w:val="000000" w:themeColor="text1"/>
-        </w:rPr>
-        <w:t xml:space="preserve"> testing will be performed using </w:t>
+        <w:t xml:space="preserve">Load testing will be performed using </w:t>
       </w:r>
       <w:proofErr w:type="spellStart"/>
       <w:r>
@@ -2389,13 +2200,7 @@
         <w:rPr>
           <w:color w:val="000000" w:themeColor="text1"/>
         </w:rPr>
-        <w:t>Data flow between the EMS system and its API layer will be evaluate</w:t>
-      </w:r>
-      <w:r>
-        <w:rPr>
-          <w:color w:val="000000" w:themeColor="text1"/>
-        </w:rPr>
-        <w:t>d</w:t>
+        <w:t>Data flow between the EMS system and its API layer will be evaluated</w:t>
       </w:r>
     </w:p>
     <w:p>
@@ -2433,7 +2238,6 @@
         <w:rPr>
           <w:color w:val="000000" w:themeColor="text1"/>
         </w:rPr>
-        <w:lastRenderedPageBreak/>
         <w:t>Data duplication will be validated</w:t>
       </w:r>
     </w:p>
@@ -2496,12 +2300,6 @@
         <w:gridCol w:w="6480"/>
       </w:tblGrid>
       <w:tr>
-        <w:tblPrEx>
-          <w:tblCellMar>
-            <w:top w:w="0" w:type="dxa"/>
-            <w:bottom w:w="0" w:type="dxa"/>
-          </w:tblCellMar>
-        </w:tblPrEx>
         <w:tc>
           <w:tcPr>
             <w:tcW w:w="2880" w:type="dxa"/>
@@ -2578,12 +2376,6 @@
         </w:tc>
       </w:tr>
       <w:tr>
-        <w:tblPrEx>
-          <w:tblCellMar>
-            <w:top w:w="0" w:type="dxa"/>
-            <w:bottom w:w="0" w:type="dxa"/>
-          </w:tblCellMar>
-        </w:tblPrEx>
         <w:tc>
           <w:tcPr>
             <w:tcW w:w="2880" w:type="dxa"/>
@@ -2655,12 +2447,6 @@
         </w:tc>
       </w:tr>
       <w:tr>
-        <w:tblPrEx>
-          <w:tblCellMar>
-            <w:top w:w="0" w:type="dxa"/>
-            <w:bottom w:w="0" w:type="dxa"/>
-          </w:tblCellMar>
-        </w:tblPrEx>
         <w:tc>
           <w:tcPr>
             <w:tcW w:w="2880" w:type="dxa"/>
@@ -2732,12 +2518,6 @@
         </w:tc>
       </w:tr>
       <w:tr>
-        <w:tblPrEx>
-          <w:tblCellMar>
-            <w:top w:w="0" w:type="dxa"/>
-            <w:bottom w:w="0" w:type="dxa"/>
-          </w:tblCellMar>
-        </w:tblPrEx>
         <w:tc>
           <w:tcPr>
             <w:tcW w:w="2880" w:type="dxa"/>
@@ -2809,12 +2589,6 @@
         </w:tc>
       </w:tr>
       <w:tr>
-        <w:tblPrEx>
-          <w:tblCellMar>
-            <w:top w:w="0" w:type="dxa"/>
-            <w:bottom w:w="0" w:type="dxa"/>
-          </w:tblCellMar>
-        </w:tblPrEx>
         <w:tc>
           <w:tcPr>
             <w:tcW w:w="2880" w:type="dxa"/>
@@ -2886,12 +2660,6 @@
         </w:tc>
       </w:tr>
       <w:tr>
-        <w:tblPrEx>
-          <w:tblCellMar>
-            <w:top w:w="0" w:type="dxa"/>
-            <w:bottom w:w="0" w:type="dxa"/>
-          </w:tblCellMar>
-        </w:tblPrEx>
         <w:tc>
           <w:tcPr>
             <w:tcW w:w="2880" w:type="dxa"/>
@@ -3061,19 +2829,11 @@
           <w:color w:val="000000" w:themeColor="text1"/>
         </w:rPr>
       </w:pPr>
-      <w:proofErr w:type="spellStart"/>
       <w:r>
         <w:rPr>
           <w:color w:val="000000" w:themeColor="text1"/>
         </w:rPr>
-        <w:t>Figma</w:t>
-      </w:r>
-      <w:proofErr w:type="spellEnd"/>
-      <w:r>
-        <w:rPr>
-          <w:color w:val="000000" w:themeColor="text1"/>
-        </w:rPr>
-        <w:t xml:space="preserve"> designs have been reviewed and test cases written</w:t>
+        <w:t>Figma designs have been reviewed and test cases written</w:t>
       </w:r>
     </w:p>
     <w:p>
@@ -3168,13 +2928,7 @@
         <w:rPr>
           <w:color w:val="000000" w:themeColor="text1"/>
         </w:rPr>
-        <w:t xml:space="preserve">Zero critical defects remain </w:t>
-      </w:r>
-      <w:r>
-        <w:rPr>
-          <w:color w:val="000000" w:themeColor="text1"/>
-        </w:rPr>
-        <w:t>open</w:t>
+        <w:t>Zero critical defects remain open</w:t>
       </w:r>
     </w:p>
     <w:p>
@@ -3258,12 +3012,6 @@
         <w:gridCol w:w="1440"/>
       </w:tblGrid>
       <w:tr>
-        <w:tblPrEx>
-          <w:tblCellMar>
-            <w:top w:w="0" w:type="dxa"/>
-            <w:bottom w:w="0" w:type="dxa"/>
-          </w:tblCellMar>
-        </w:tblPrEx>
         <w:tc>
           <w:tcPr>
             <w:tcW w:w="3600" w:type="dxa"/>
@@ -3451,12 +3199,6 @@
         </w:tc>
       </w:tr>
       <w:tr>
-        <w:tblPrEx>
-          <w:tblCellMar>
-            <w:top w:w="0" w:type="dxa"/>
-            <w:bottom w:w="0" w:type="dxa"/>
-          </w:tblCellMar>
-        </w:tblPrEx>
         <w:tc>
           <w:tcPr>
             <w:tcW w:w="3600" w:type="dxa"/>
@@ -3613,12 +3355,6 @@
         </w:tc>
       </w:tr>
       <w:tr>
-        <w:tblPrEx>
-          <w:tblCellMar>
-            <w:top w:w="0" w:type="dxa"/>
-            <w:bottom w:w="0" w:type="dxa"/>
-          </w:tblCellMar>
-        </w:tblPrEx>
         <w:tc>
           <w:tcPr>
             <w:tcW w:w="3600" w:type="dxa"/>
@@ -3775,12 +3511,6 @@
         </w:tc>
       </w:tr>
       <w:tr>
-        <w:tblPrEx>
-          <w:tblCellMar>
-            <w:top w:w="0" w:type="dxa"/>
-            <w:bottom w:w="0" w:type="dxa"/>
-          </w:tblCellMar>
-        </w:tblPrEx>
         <w:tc>
           <w:tcPr>
             <w:tcW w:w="3600" w:type="dxa"/>
@@ -3937,12 +3667,6 @@
         </w:tc>
       </w:tr>
       <w:tr>
-        <w:tblPrEx>
-          <w:tblCellMar>
-            <w:top w:w="0" w:type="dxa"/>
-            <w:bottom w:w="0" w:type="dxa"/>
-          </w:tblCellMar>
-        </w:tblPrEx>
         <w:tc>
           <w:tcPr>
             <w:tcW w:w="3600" w:type="dxa"/>
@@ -4083,12 +3807,6 @@
         </w:tc>
       </w:tr>
       <w:tr>
-        <w:tblPrEx>
-          <w:tblCellMar>
-            <w:top w:w="0" w:type="dxa"/>
-            <w:bottom w:w="0" w:type="dxa"/>
-          </w:tblCellMar>
-        </w:tblPrEx>
         <w:tc>
           <w:tcPr>
             <w:tcW w:w="3600" w:type="dxa"/>
@@ -4229,12 +3947,6 @@
         </w:tc>
       </w:tr>
       <w:tr>
-        <w:tblPrEx>
-          <w:tblCellMar>
-            <w:top w:w="0" w:type="dxa"/>
-            <w:bottom w:w="0" w:type="dxa"/>
-          </w:tblCellMar>
-        </w:tblPrEx>
         <w:tc>
           <w:tcPr>
             <w:tcW w:w="3600" w:type="dxa"/>
@@ -4375,12 +4087,6 @@
         </w:tc>
       </w:tr>
       <w:tr>
-        <w:tblPrEx>
-          <w:tblCellMar>
-            <w:top w:w="0" w:type="dxa"/>
-            <w:bottom w:w="0" w:type="dxa"/>
-          </w:tblCellMar>
-        </w:tblPrEx>
         <w:tc>
           <w:tcPr>
             <w:tcW w:w="3600" w:type="dxa"/>
@@ -4521,12 +4227,6 @@
         </w:tc>
       </w:tr>
       <w:tr>
-        <w:tblPrEx>
-          <w:tblCellMar>
-            <w:top w:w="0" w:type="dxa"/>
-            <w:bottom w:w="0" w:type="dxa"/>
-          </w:tblCellMar>
-        </w:tblPrEx>
         <w:tc>
           <w:tcPr>
             <w:tcW w:w="3600" w:type="dxa"/>
@@ -4667,12 +4367,6 @@
         </w:tc>
       </w:tr>
       <w:tr>
-        <w:tblPrEx>
-          <w:tblCellMar>
-            <w:top w:w="0" w:type="dxa"/>
-            <w:bottom w:w="0" w:type="dxa"/>
-          </w:tblCellMar>
-        </w:tblPrEx>
         <w:tc>
           <w:tcPr>
             <w:tcW w:w="3600" w:type="dxa"/>
@@ -4813,12 +4507,6 @@
         </w:tc>
       </w:tr>
       <w:tr>
-        <w:tblPrEx>
-          <w:tblCellMar>
-            <w:top w:w="0" w:type="dxa"/>
-            <w:bottom w:w="0" w:type="dxa"/>
-          </w:tblCellMar>
-        </w:tblPrEx>
         <w:tc>
           <w:tcPr>
             <w:tcW w:w="3600" w:type="dxa"/>
@@ -5107,12 +4795,6 @@
         <w:gridCol w:w="960"/>
       </w:tblGrid>
       <w:tr>
-        <w:tblPrEx>
-          <w:tblCellMar>
-            <w:top w:w="0" w:type="dxa"/>
-            <w:bottom w:w="0" w:type="dxa"/>
-          </w:tblCellMar>
-        </w:tblPrEx>
         <w:tc>
           <w:tcPr>
             <w:tcW w:w="900" w:type="dxa"/>
@@ -5183,17 +4865,7 @@
                 <w:sz w:val="18"/>
                 <w:szCs w:val="18"/>
               </w:rPr>
-              <w:t>Mod</w:t>
-            </w:r>
-            <w:r>
-              <w:rPr>
-                <w:b/>
-                <w:bCs/>
-                <w:color w:val="000000" w:themeColor="text1"/>
-                <w:sz w:val="18"/>
-                <w:szCs w:val="18"/>
-              </w:rPr>
-              <w:t>ule / Screen</w:t>
+              <w:t>Module / Screen</w:t>
             </w:r>
           </w:p>
         </w:tc>
@@ -5347,12 +5019,6 @@
         </w:tc>
       </w:tr>
       <w:tr>
-        <w:tblPrEx>
-          <w:tblCellMar>
-            <w:top w:w="0" w:type="dxa"/>
-            <w:bottom w:w="0" w:type="dxa"/>
-          </w:tblCellMar>
-        </w:tblPrEx>
         <w:tc>
           <w:tcPr>
             <w:tcW w:w="900" w:type="dxa"/>
@@ -5567,12 +5233,6 @@
         </w:tc>
       </w:tr>
       <w:tr>
-        <w:tblPrEx>
-          <w:tblCellMar>
-            <w:top w:w="0" w:type="dxa"/>
-            <w:bottom w:w="0" w:type="dxa"/>
-          </w:tblCellMar>
-        </w:tblPrEx>
         <w:tc>
           <w:tcPr>
             <w:tcW w:w="900" w:type="dxa"/>
@@ -5787,12 +5447,6 @@
         </w:tc>
       </w:tr>
       <w:tr>
-        <w:tblPrEx>
-          <w:tblCellMar>
-            <w:top w:w="0" w:type="dxa"/>
-            <w:bottom w:w="0" w:type="dxa"/>
-          </w:tblCellMar>
-        </w:tblPrEx>
         <w:tc>
           <w:tcPr>
             <w:tcW w:w="900" w:type="dxa"/>
@@ -6025,12 +5679,6 @@
         </w:tc>
       </w:tr>
       <w:tr>
-        <w:tblPrEx>
-          <w:tblCellMar>
-            <w:top w:w="0" w:type="dxa"/>
-            <w:bottom w:w="0" w:type="dxa"/>
-          </w:tblCellMar>
-        </w:tblPrEx>
         <w:tc>
           <w:tcPr>
             <w:tcW w:w="900" w:type="dxa"/>
@@ -6245,12 +5893,6 @@
         </w:tc>
       </w:tr>
       <w:tr>
-        <w:tblPrEx>
-          <w:tblCellMar>
-            <w:top w:w="0" w:type="dxa"/>
-            <w:bottom w:w="0" w:type="dxa"/>
-          </w:tblCellMar>
-        </w:tblPrEx>
         <w:tc>
           <w:tcPr>
             <w:tcW w:w="900" w:type="dxa"/>
@@ -6465,12 +6107,6 @@
         </w:tc>
       </w:tr>
       <w:tr>
-        <w:tblPrEx>
-          <w:tblCellMar>
-            <w:top w:w="0" w:type="dxa"/>
-            <w:bottom w:w="0" w:type="dxa"/>
-          </w:tblCellMar>
-        </w:tblPrEx>
         <w:tc>
           <w:tcPr>
             <w:tcW w:w="900" w:type="dxa"/>
@@ -6685,12 +6321,6 @@
         </w:tc>
       </w:tr>
       <w:tr>
-        <w:tblPrEx>
-          <w:tblCellMar>
-            <w:top w:w="0" w:type="dxa"/>
-            <w:bottom w:w="0" w:type="dxa"/>
-          </w:tblCellMar>
-        </w:tblPrEx>
         <w:tc>
           <w:tcPr>
             <w:tcW w:w="900" w:type="dxa"/>
@@ -6905,12 +6535,6 @@
         </w:tc>
       </w:tr>
       <w:tr>
-        <w:tblPrEx>
-          <w:tblCellMar>
-            <w:top w:w="0" w:type="dxa"/>
-            <w:bottom w:w="0" w:type="dxa"/>
-          </w:tblCellMar>
-        </w:tblPrEx>
         <w:tc>
           <w:tcPr>
             <w:tcW w:w="900" w:type="dxa"/>
@@ -7125,12 +6749,6 @@
         </w:tc>
       </w:tr>
       <w:tr>
-        <w:tblPrEx>
-          <w:tblCellMar>
-            <w:top w:w="0" w:type="dxa"/>
-            <w:bottom w:w="0" w:type="dxa"/>
-          </w:tblCellMar>
-        </w:tblPrEx>
         <w:tc>
           <w:tcPr>
             <w:tcW w:w="900" w:type="dxa"/>
@@ -7345,12 +6963,6 @@
         </w:tc>
       </w:tr>
       <w:tr>
-        <w:tblPrEx>
-          <w:tblCellMar>
-            <w:top w:w="0" w:type="dxa"/>
-            <w:bottom w:w="0" w:type="dxa"/>
-          </w:tblCellMar>
-        </w:tblPrEx>
         <w:tc>
           <w:tcPr>
             <w:tcW w:w="900" w:type="dxa"/>
@@ -7565,12 +7177,6 @@
         </w:tc>
       </w:tr>
       <w:tr>
-        <w:tblPrEx>
-          <w:tblCellMar>
-            <w:top w:w="0" w:type="dxa"/>
-            <w:bottom w:w="0" w:type="dxa"/>
-          </w:tblCellMar>
-        </w:tblPrEx>
         <w:tc>
           <w:tcPr>
             <w:tcW w:w="900" w:type="dxa"/>
@@ -7785,12 +7391,6 @@
         </w:tc>
       </w:tr>
       <w:tr>
-        <w:tblPrEx>
-          <w:tblCellMar>
-            <w:top w:w="0" w:type="dxa"/>
-            <w:bottom w:w="0" w:type="dxa"/>
-          </w:tblCellMar>
-        </w:tblPrEx>
         <w:tc>
           <w:tcPr>
             <w:tcW w:w="900" w:type="dxa"/>
@@ -8005,12 +7605,6 @@
         </w:tc>
       </w:tr>
       <w:tr>
-        <w:tblPrEx>
-          <w:tblCellMar>
-            <w:top w:w="0" w:type="dxa"/>
-            <w:bottom w:w="0" w:type="dxa"/>
-          </w:tblCellMar>
-        </w:tblPrEx>
         <w:tc>
           <w:tcPr>
             <w:tcW w:w="900" w:type="dxa"/>
@@ -8225,12 +7819,6 @@
         </w:tc>
       </w:tr>
       <w:tr>
-        <w:tblPrEx>
-          <w:tblCellMar>
-            <w:top w:w="0" w:type="dxa"/>
-            <w:bottom w:w="0" w:type="dxa"/>
-          </w:tblCellMar>
-        </w:tblPrEx>
         <w:tc>
           <w:tcPr>
             <w:tcW w:w="900" w:type="dxa"/>
@@ -8445,12 +8033,6 @@
         </w:tc>
       </w:tr>
       <w:tr>
-        <w:tblPrEx>
-          <w:tblCellMar>
-            <w:top w:w="0" w:type="dxa"/>
-            <w:bottom w:w="0" w:type="dxa"/>
-          </w:tblCellMar>
-        </w:tblPrEx>
         <w:tc>
           <w:tcPr>
             <w:tcW w:w="900" w:type="dxa"/>
@@ -8665,12 +8247,6 @@
         </w:tc>
       </w:tr>
       <w:tr>
-        <w:tblPrEx>
-          <w:tblCellMar>
-            <w:top w:w="0" w:type="dxa"/>
-            <w:bottom w:w="0" w:type="dxa"/>
-          </w:tblCellMar>
-        </w:tblPrEx>
         <w:tc>
           <w:tcPr>
             <w:tcW w:w="900" w:type="dxa"/>
@@ -8901,12 +8477,6 @@
         </w:tc>
       </w:tr>
       <w:tr>
-        <w:tblPrEx>
-          <w:tblCellMar>
-            <w:top w:w="0" w:type="dxa"/>
-            <w:bottom w:w="0" w:type="dxa"/>
-          </w:tblCellMar>
-        </w:tblPrEx>
         <w:tc>
           <w:tcPr>
             <w:tcW w:w="900" w:type="dxa"/>
@@ -9121,12 +8691,6 @@
         </w:tc>
       </w:tr>
       <w:tr>
-        <w:tblPrEx>
-          <w:tblCellMar>
-            <w:top w:w="0" w:type="dxa"/>
-            <w:bottom w:w="0" w:type="dxa"/>
-          </w:tblCellMar>
-        </w:tblPrEx>
         <w:tc>
           <w:tcPr>
             <w:tcW w:w="900" w:type="dxa"/>
@@ -9341,12 +8905,6 @@
         </w:tc>
       </w:tr>
       <w:tr>
-        <w:tblPrEx>
-          <w:tblCellMar>
-            <w:top w:w="0" w:type="dxa"/>
-            <w:bottom w:w="0" w:type="dxa"/>
-          </w:tblCellMar>
-        </w:tblPrEx>
         <w:tc>
           <w:tcPr>
             <w:tcW w:w="900" w:type="dxa"/>
@@ -9562,12 +9120,6 @@
         </w:tc>
       </w:tr>
       <w:tr>
-        <w:tblPrEx>
-          <w:tblCellMar>
-            <w:top w:w="0" w:type="dxa"/>
-            <w:bottom w:w="0" w:type="dxa"/>
-          </w:tblCellMar>
-        </w:tblPrEx>
         <w:tc>
           <w:tcPr>
             <w:tcW w:w="900" w:type="dxa"/>
@@ -9782,12 +9334,6 @@
         </w:tc>
       </w:tr>
       <w:tr>
-        <w:tblPrEx>
-          <w:tblCellMar>
-            <w:top w:w="0" w:type="dxa"/>
-            <w:bottom w:w="0" w:type="dxa"/>
-          </w:tblCellMar>
-        </w:tblPrEx>
         <w:tc>
           <w:tcPr>
             <w:tcW w:w="900" w:type="dxa"/>
@@ -10002,12 +9548,6 @@
         </w:tc>
       </w:tr>
       <w:tr>
-        <w:tblPrEx>
-          <w:tblCellMar>
-            <w:top w:w="0" w:type="dxa"/>
-            <w:bottom w:w="0" w:type="dxa"/>
-          </w:tblCellMar>
-        </w:tblPrEx>
         <w:tc>
           <w:tcPr>
             <w:tcW w:w="900" w:type="dxa"/>
@@ -10222,12 +9762,6 @@
         </w:tc>
       </w:tr>
       <w:tr>
-        <w:tblPrEx>
-          <w:tblCellMar>
-            <w:top w:w="0" w:type="dxa"/>
-            <w:bottom w:w="0" w:type="dxa"/>
-          </w:tblCellMar>
-        </w:tblPrEx>
         <w:tc>
           <w:tcPr>
             <w:tcW w:w="900" w:type="dxa"/>
@@ -10442,12 +9976,6 @@
         </w:tc>
       </w:tr>
       <w:tr>
-        <w:tblPrEx>
-          <w:tblCellMar>
-            <w:top w:w="0" w:type="dxa"/>
-            <w:bottom w:w="0" w:type="dxa"/>
-          </w:tblCellMar>
-        </w:tblPrEx>
         <w:tc>
           <w:tcPr>
             <w:tcW w:w="900" w:type="dxa"/>
@@ -10742,13 +10270,7 @@
         <w:rPr>
           <w:color w:val="000000" w:themeColor="text1"/>
         </w:rPr>
-        <w:t>The WFH module allows employees to submit remote-work requests including reason, tasks, availability window, and a mood indicator. Reviewers can approve or reject requests. The Leave Questions module enables admins to manage</w:t>
-      </w:r>
-      <w:r>
-        <w:rPr>
-          <w:color w:val="000000" w:themeColor="text1"/>
-        </w:rPr>
-        <w:t xml:space="preserve"> check-in survey questions with emoji-based answer options.</w:t>
+        <w:t>The WFH module allows employees to submit remote-work requests including reason, tasks, availability window, and a mood indicator. Reviewers can approve or reject requests. The Leave Questions module enables admins to manage check-in survey questions with emoji-based answer options.</w:t>
       </w:r>
     </w:p>
     <w:p>
@@ -10785,12 +10307,6 @@
         <w:gridCol w:w="960"/>
       </w:tblGrid>
       <w:tr>
-        <w:tblPrEx>
-          <w:tblCellMar>
-            <w:top w:w="0" w:type="dxa"/>
-            <w:bottom w:w="0" w:type="dxa"/>
-          </w:tblCellMar>
-        </w:tblPrEx>
         <w:tc>
           <w:tcPr>
             <w:tcW w:w="900" w:type="dxa"/>
@@ -11015,12 +10531,6 @@
         </w:tc>
       </w:tr>
       <w:tr>
-        <w:tblPrEx>
-          <w:tblCellMar>
-            <w:top w:w="0" w:type="dxa"/>
-            <w:bottom w:w="0" w:type="dxa"/>
-          </w:tblCellMar>
-        </w:tblPrEx>
         <w:tc>
           <w:tcPr>
             <w:tcW w:w="900" w:type="dxa"/>
@@ -11235,12 +10745,6 @@
         </w:tc>
       </w:tr>
       <w:tr>
-        <w:tblPrEx>
-          <w:tblCellMar>
-            <w:top w:w="0" w:type="dxa"/>
-            <w:bottom w:w="0" w:type="dxa"/>
-          </w:tblCellMar>
-        </w:tblPrEx>
         <w:tc>
           <w:tcPr>
             <w:tcW w:w="900" w:type="dxa"/>
@@ -11455,12 +10959,6 @@
         </w:tc>
       </w:tr>
       <w:tr>
-        <w:tblPrEx>
-          <w:tblCellMar>
-            <w:top w:w="0" w:type="dxa"/>
-            <w:bottom w:w="0" w:type="dxa"/>
-          </w:tblCellMar>
-        </w:tblPrEx>
         <w:tc>
           <w:tcPr>
             <w:tcW w:w="900" w:type="dxa"/>
@@ -11675,12 +11173,6 @@
         </w:tc>
       </w:tr>
       <w:tr>
-        <w:tblPrEx>
-          <w:tblCellMar>
-            <w:top w:w="0" w:type="dxa"/>
-            <w:bottom w:w="0" w:type="dxa"/>
-          </w:tblCellMar>
-        </w:tblPrEx>
         <w:tc>
           <w:tcPr>
             <w:tcW w:w="900" w:type="dxa"/>
@@ -11895,12 +11387,6 @@
         </w:tc>
       </w:tr>
       <w:tr>
-        <w:tblPrEx>
-          <w:tblCellMar>
-            <w:top w:w="0" w:type="dxa"/>
-            <w:bottom w:w="0" w:type="dxa"/>
-          </w:tblCellMar>
-        </w:tblPrEx>
         <w:tc>
           <w:tcPr>
             <w:tcW w:w="900" w:type="dxa"/>
@@ -12115,12 +11601,6 @@
         </w:tc>
       </w:tr>
       <w:tr>
-        <w:tblPrEx>
-          <w:tblCellMar>
-            <w:top w:w="0" w:type="dxa"/>
-            <w:bottom w:w="0" w:type="dxa"/>
-          </w:tblCellMar>
-        </w:tblPrEx>
         <w:tc>
           <w:tcPr>
             <w:tcW w:w="900" w:type="dxa"/>
@@ -12335,12 +11815,6 @@
         </w:tc>
       </w:tr>
       <w:tr>
-        <w:tblPrEx>
-          <w:tblCellMar>
-            <w:top w:w="0" w:type="dxa"/>
-            <w:bottom w:w="0" w:type="dxa"/>
-          </w:tblCellMar>
-        </w:tblPrEx>
         <w:tc>
           <w:tcPr>
             <w:tcW w:w="900" w:type="dxa"/>
@@ -12565,12 +12039,6 @@
         </w:tc>
       </w:tr>
       <w:tr>
-        <w:tblPrEx>
-          <w:tblCellMar>
-            <w:top w:w="0" w:type="dxa"/>
-            <w:bottom w:w="0" w:type="dxa"/>
-          </w:tblCellMar>
-        </w:tblPrEx>
         <w:tc>
           <w:tcPr>
             <w:tcW w:w="900" w:type="dxa"/>
@@ -12785,12 +12253,6 @@
         </w:tc>
       </w:tr>
       <w:tr>
-        <w:tblPrEx>
-          <w:tblCellMar>
-            <w:top w:w="0" w:type="dxa"/>
-            <w:bottom w:w="0" w:type="dxa"/>
-          </w:tblCellMar>
-        </w:tblPrEx>
         <w:tc>
           <w:tcPr>
             <w:tcW w:w="900" w:type="dxa"/>
@@ -13005,12 +12467,6 @@
         </w:tc>
       </w:tr>
       <w:tr>
-        <w:tblPrEx>
-          <w:tblCellMar>
-            <w:top w:w="0" w:type="dxa"/>
-            <w:bottom w:w="0" w:type="dxa"/>
-          </w:tblCellMar>
-        </w:tblPrEx>
         <w:tc>
           <w:tcPr>
             <w:tcW w:w="900" w:type="dxa"/>
@@ -13209,12 +12665,6 @@
         </w:tc>
       </w:tr>
       <w:tr>
-        <w:tblPrEx>
-          <w:tblCellMar>
-            <w:top w:w="0" w:type="dxa"/>
-            <w:bottom w:w="0" w:type="dxa"/>
-          </w:tblCellMar>
-        </w:tblPrEx>
         <w:tc>
           <w:tcPr>
             <w:tcW w:w="900" w:type="dxa"/>
@@ -13413,12 +12863,6 @@
         </w:tc>
       </w:tr>
       <w:tr>
-        <w:tblPrEx>
-          <w:tblCellMar>
-            <w:top w:w="0" w:type="dxa"/>
-            <w:bottom w:w="0" w:type="dxa"/>
-          </w:tblCellMar>
-        </w:tblPrEx>
         <w:tc>
           <w:tcPr>
             <w:tcW w:w="900" w:type="dxa"/>
@@ -13617,12 +13061,6 @@
         </w:tc>
       </w:tr>
       <w:tr>
-        <w:tblPrEx>
-          <w:tblCellMar>
-            <w:top w:w="0" w:type="dxa"/>
-            <w:bottom w:w="0" w:type="dxa"/>
-          </w:tblCellMar>
-        </w:tblPrEx>
         <w:tc>
           <w:tcPr>
             <w:tcW w:w="900" w:type="dxa"/>
@@ -13822,12 +13260,6 @@
         </w:tc>
       </w:tr>
       <w:tr>
-        <w:tblPrEx>
-          <w:tblCellMar>
-            <w:top w:w="0" w:type="dxa"/>
-            <w:bottom w:w="0" w:type="dxa"/>
-          </w:tblCellMar>
-        </w:tblPrEx>
         <w:tc>
           <w:tcPr>
             <w:tcW w:w="900" w:type="dxa"/>
@@ -14026,12 +13458,6 @@
         </w:tc>
       </w:tr>
       <w:tr>
-        <w:tblPrEx>
-          <w:tblCellMar>
-            <w:top w:w="0" w:type="dxa"/>
-            <w:bottom w:w="0" w:type="dxa"/>
-          </w:tblCellMar>
-        </w:tblPrEx>
         <w:tc>
           <w:tcPr>
             <w:tcW w:w="900" w:type="dxa"/>
@@ -14230,12 +13656,6 @@
         </w:tc>
       </w:tr>
       <w:tr>
-        <w:tblPrEx>
-          <w:tblCellMar>
-            <w:top w:w="0" w:type="dxa"/>
-            <w:bottom w:w="0" w:type="dxa"/>
-          </w:tblCellMar>
-        </w:tblPrEx>
         <w:tc>
           <w:tcPr>
             <w:tcW w:w="900" w:type="dxa"/>
@@ -14434,12 +13854,6 @@
         </w:tc>
       </w:tr>
       <w:tr>
-        <w:tblPrEx>
-          <w:tblCellMar>
-            <w:top w:w="0" w:type="dxa"/>
-            <w:bottom w:w="0" w:type="dxa"/>
-          </w:tblCellMar>
-        </w:tblPrEx>
         <w:tc>
           <w:tcPr>
             <w:tcW w:w="900" w:type="dxa"/>
@@ -14654,12 +14068,6 @@
         </w:tc>
       </w:tr>
       <w:tr>
-        <w:tblPrEx>
-          <w:tblCellMar>
-            <w:top w:w="0" w:type="dxa"/>
-            <w:bottom w:w="0" w:type="dxa"/>
-          </w:tblCellMar>
-        </w:tblPrEx>
         <w:tc>
           <w:tcPr>
             <w:tcW w:w="900" w:type="dxa"/>
@@ -14874,12 +14282,6 @@
         </w:tc>
       </w:tr>
       <w:tr>
-        <w:tblPrEx>
-          <w:tblCellMar>
-            <w:top w:w="0" w:type="dxa"/>
-            <w:bottom w:w="0" w:type="dxa"/>
-          </w:tblCellMar>
-        </w:tblPrEx>
         <w:tc>
           <w:tcPr>
             <w:tcW w:w="900" w:type="dxa"/>
@@ -15094,12 +14496,6 @@
         </w:tc>
       </w:tr>
       <w:tr>
-        <w:tblPrEx>
-          <w:tblCellMar>
-            <w:top w:w="0" w:type="dxa"/>
-            <w:bottom w:w="0" w:type="dxa"/>
-          </w:tblCellMar>
-        </w:tblPrEx>
         <w:tc>
           <w:tcPr>
             <w:tcW w:w="900" w:type="dxa"/>
@@ -15314,12 +14710,6 @@
         </w:tc>
       </w:tr>
       <w:tr>
-        <w:tblPrEx>
-          <w:tblCellMar>
-            <w:top w:w="0" w:type="dxa"/>
-            <w:bottom w:w="0" w:type="dxa"/>
-          </w:tblCellMar>
-        </w:tblPrEx>
         <w:tc>
           <w:tcPr>
             <w:tcW w:w="900" w:type="dxa"/>
@@ -15534,12 +14924,6 @@
         </w:tc>
       </w:tr>
       <w:tr>
-        <w:tblPrEx>
-          <w:tblCellMar>
-            <w:top w:w="0" w:type="dxa"/>
-            <w:bottom w:w="0" w:type="dxa"/>
-          </w:tblCellMar>
-        </w:tblPrEx>
         <w:tc>
           <w:tcPr>
             <w:tcW w:w="900" w:type="dxa"/>
@@ -15798,12 +15182,6 @@
         <w:gridCol w:w="3240"/>
       </w:tblGrid>
       <w:tr>
-        <w:tblPrEx>
-          <w:tblCellMar>
-            <w:top w:w="0" w:type="dxa"/>
-            <w:bottom w:w="0" w:type="dxa"/>
-          </w:tblCellMar>
-        </w:tblPrEx>
         <w:tc>
           <w:tcPr>
             <w:tcW w:w="1800" w:type="dxa"/>
@@ -15917,12 +15295,6 @@
         </w:tc>
       </w:tr>
       <w:tr>
-        <w:tblPrEx>
-          <w:tblCellMar>
-            <w:top w:w="0" w:type="dxa"/>
-            <w:bottom w:w="0" w:type="dxa"/>
-          </w:tblCellMar>
-        </w:tblPrEx>
         <w:tc>
           <w:tcPr>
             <w:tcW w:w="1800" w:type="dxa"/>
@@ -16028,12 +15400,6 @@
         </w:tc>
       </w:tr>
       <w:tr>
-        <w:tblPrEx>
-          <w:tblCellMar>
-            <w:top w:w="0" w:type="dxa"/>
-            <w:bottom w:w="0" w:type="dxa"/>
-          </w:tblCellMar>
-        </w:tblPrEx>
         <w:tc>
           <w:tcPr>
             <w:tcW w:w="1800" w:type="dxa"/>
@@ -16139,12 +15505,6 @@
         </w:tc>
       </w:tr>
       <w:tr>
-        <w:tblPrEx>
-          <w:tblCellMar>
-            <w:top w:w="0" w:type="dxa"/>
-            <w:bottom w:w="0" w:type="dxa"/>
-          </w:tblCellMar>
-        </w:tblPrEx>
         <w:tc>
           <w:tcPr>
             <w:tcW w:w="1800" w:type="dxa"/>
@@ -16250,12 +15610,6 @@
         </w:tc>
       </w:tr>
       <w:tr>
-        <w:tblPrEx>
-          <w:tblCellMar>
-            <w:top w:w="0" w:type="dxa"/>
-            <w:bottom w:w="0" w:type="dxa"/>
-          </w:tblCellMar>
-        </w:tblPrEx>
         <w:tc>
           <w:tcPr>
             <w:tcW w:w="1800" w:type="dxa"/>
@@ -16420,12 +15774,6 @@
         <w:gridCol w:w="4680"/>
       </w:tblGrid>
       <w:tr>
-        <w:tblPrEx>
-          <w:tblCellMar>
-            <w:top w:w="0" w:type="dxa"/>
-            <w:bottom w:w="0" w:type="dxa"/>
-          </w:tblCellMar>
-        </w:tblPrEx>
         <w:tc>
           <w:tcPr>
             <w:tcW w:w="4680" w:type="dxa"/>
@@ -16502,12 +15850,6 @@
         </w:tc>
       </w:tr>
       <w:tr>
-        <w:tblPrEx>
-          <w:tblCellMar>
-            <w:top w:w="0" w:type="dxa"/>
-            <w:bottom w:w="0" w:type="dxa"/>
-          </w:tblCellMar>
-        </w:tblPrEx>
         <w:tc>
           <w:tcPr>
             <w:tcW w:w="4680" w:type="dxa"/>
@@ -16578,12 +15920,6 @@
         </w:tc>
       </w:tr>
       <w:tr>
-        <w:tblPrEx>
-          <w:tblCellMar>
-            <w:top w:w="0" w:type="dxa"/>
-            <w:bottom w:w="0" w:type="dxa"/>
-          </w:tblCellMar>
-        </w:tblPrEx>
         <w:tc>
           <w:tcPr>
             <w:tcW w:w="4680" w:type="dxa"/>
@@ -16654,12 +15990,6 @@
         </w:tc>
       </w:tr>
       <w:tr>
-        <w:tblPrEx>
-          <w:tblCellMar>
-            <w:top w:w="0" w:type="dxa"/>
-            <w:bottom w:w="0" w:type="dxa"/>
-          </w:tblCellMar>
-        </w:tblPrEx>
         <w:tc>
           <w:tcPr>
             <w:tcW w:w="4680" w:type="dxa"/>
@@ -16730,12 +16060,6 @@
         </w:tc>
       </w:tr>
       <w:tr>
-        <w:tblPrEx>
-          <w:tblCellMar>
-            <w:top w:w="0" w:type="dxa"/>
-            <w:bottom w:w="0" w:type="dxa"/>
-          </w:tblCellMar>
-        </w:tblPrEx>
         <w:tc>
           <w:tcPr>
             <w:tcW w:w="4680" w:type="dxa"/>
@@ -16806,12 +16130,6 @@
         </w:tc>
       </w:tr>
       <w:tr>
-        <w:tblPrEx>
-          <w:tblCellMar>
-            <w:top w:w="0" w:type="dxa"/>
-            <w:bottom w:w="0" w:type="dxa"/>
-          </w:tblCellMar>
-        </w:tblPrEx>
         <w:tc>
           <w:tcPr>
             <w:tcW w:w="4680" w:type="dxa"/>
@@ -16882,12 +16200,6 @@
         </w:tc>
       </w:tr>
       <w:tr>
-        <w:tblPrEx>
-          <w:tblCellMar>
-            <w:top w:w="0" w:type="dxa"/>
-            <w:bottom w:w="0" w:type="dxa"/>
-          </w:tblCellMar>
-        </w:tblPrEx>
         <w:tc>
           <w:tcPr>
             <w:tcW w:w="4680" w:type="dxa"/>
@@ -17018,12 +16330,6 @@
         <w:gridCol w:w="6360"/>
       </w:tblGrid>
       <w:tr>
-        <w:tblPrEx>
-          <w:tblCellMar>
-            <w:top w:w="0" w:type="dxa"/>
-            <w:bottom w:w="0" w:type="dxa"/>
-          </w:tblCellMar>
-        </w:tblPrEx>
         <w:tc>
           <w:tcPr>
             <w:tcW w:w="3000" w:type="dxa"/>
@@ -17100,12 +16406,6 @@
         </w:tc>
       </w:tr>
       <w:tr>
-        <w:tblPrEx>
-          <w:tblCellMar>
-            <w:top w:w="0" w:type="dxa"/>
-            <w:bottom w:w="0" w:type="dxa"/>
-          </w:tblCellMar>
-        </w:tblPrEx>
         <w:tc>
           <w:tcPr>
             <w:tcW w:w="3000" w:type="dxa"/>
@@ -17177,12 +16477,6 @@
         </w:tc>
       </w:tr>
       <w:tr>
-        <w:tblPrEx>
-          <w:tblCellMar>
-            <w:top w:w="0" w:type="dxa"/>
-            <w:bottom w:w="0" w:type="dxa"/>
-          </w:tblCellMar>
-        </w:tblPrEx>
         <w:tc>
           <w:tcPr>
             <w:tcW w:w="3000" w:type="dxa"/>
@@ -17254,12 +16548,6 @@
         </w:tc>
       </w:tr>
       <w:tr>
-        <w:tblPrEx>
-          <w:tblCellMar>
-            <w:top w:w="0" w:type="dxa"/>
-            <w:bottom w:w="0" w:type="dxa"/>
-          </w:tblCellMar>
-        </w:tblPrEx>
         <w:tc>
           <w:tcPr>
             <w:tcW w:w="3000" w:type="dxa"/>
@@ -17331,12 +16619,6 @@
         </w:tc>
       </w:tr>
       <w:tr>
-        <w:tblPrEx>
-          <w:tblCellMar>
-            <w:top w:w="0" w:type="dxa"/>
-            <w:bottom w:w="0" w:type="dxa"/>
-          </w:tblCellMar>
-        </w:tblPrEx>
         <w:tc>
           <w:tcPr>
             <w:tcW w:w="3000" w:type="dxa"/>
@@ -17408,12 +16690,6 @@
         </w:tc>
       </w:tr>
       <w:tr>
-        <w:tblPrEx>
-          <w:tblCellMar>
-            <w:top w:w="0" w:type="dxa"/>
-            <w:bottom w:w="0" w:type="dxa"/>
-          </w:tblCellMar>
-        </w:tblPrEx>
         <w:tc>
           <w:tcPr>
             <w:tcW w:w="3000" w:type="dxa"/>
@@ -17636,13 +16912,7 @@
         <w:rPr>
           <w:color w:val="000000" w:themeColor="text1"/>
         </w:rPr>
-        <w:t>Photo upl</w:t>
-      </w:r>
-      <w:r>
-        <w:rPr>
-          <w:color w:val="000000" w:themeColor="text1"/>
-        </w:rPr>
-        <w:t>oad file-size limits are not specified in the design; standard web limits (≤ 5 MB) are assumed.</w:t>
+        <w:t>Photo upload file-size limits are not specified in the design; standard web limits (≤ 5 MB) are assumed.</w:t>
       </w:r>
     </w:p>
     <w:p>
